--- a/public/labs/pmzi/pz-23/ЛР9_ПМЗІ_Програмні_засоби_захисту_від_мережевих_атак.docx
+++ b/public/labs/pmzi/pz-23/ЛР9_ПМЗІ_Програмні_засоби_захисту_від_мережевих_атак.docx
@@ -51,7 +51,7 @@
         <w:t xml:space="preserve"> </w:t>
       </w:r>
       <w:r>
-        <w:t xml:space="preserve">ПК з встановленим Wireshark або tcpdump; Доступ до командного рядка з правами адміністратора; C++ компілятор для написання утиліт; Віртуальна машина (опціонально, для безпечних експериментів).</w:t>
+        <w:t xml:space="preserve">ПК з встановленим Wireshark або tcpdump; Доступ до командного рядка з правами адміністратора; Компілятор або інтерпретатор мови програмування за вибором студента; Віртуальна машина (опціонально, для безпечних експериментів).</w:t>
       </w:r>
     </w:p>
     <w:p>
@@ -480,8 +480,8 @@
       <w:tblPr>
         <w:tblStyle w:val="Table"/>
         <w:tblW w:type="dxa" w:w="9637"/>
+        <w:tblLayout w:type="fixed"/>
         <w:tblLook w:firstRow="1" w:lastRow="0" w:firstColumn="0" w:lastColumn="0" w:noHBand="0" w:noVBand="0" w:val="0020"/>
-        <w:tblLayout w:type="fixed"/>
       </w:tblPr>
       <w:tblGrid>
         <w:gridCol w:w="3212"/>
@@ -497,6 +497,7 @@
           <w:p>
             <w:pPr>
               <w:pStyle w:val="Compact"/>
+              <w:spacing w:before="0" w:after="0" w:line="240" w:lineRule="auto"/>
             </w:pPr>
             <w:r>
               <w:t xml:space="preserve">Тип</w:t>
@@ -508,6 +509,7 @@
           <w:p>
             <w:pPr>
               <w:pStyle w:val="Compact"/>
+              <w:spacing w:before="0" w:after="0" w:line="240" w:lineRule="auto"/>
             </w:pPr>
             <w:r>
               <w:t xml:space="preserve">Рівень</w:t>
@@ -519,6 +521,7 @@
           <w:p>
             <w:pPr>
               <w:pStyle w:val="Compact"/>
+              <w:spacing w:before="0" w:after="0" w:line="240" w:lineRule="auto"/>
             </w:pPr>
             <w:r>
               <w:t xml:space="preserve">Особливості</w:t>
@@ -532,6 +535,7 @@
           <w:p>
             <w:pPr>
               <w:pStyle w:val="Compact"/>
+              <w:spacing w:before="0" w:after="0" w:line="240" w:lineRule="auto"/>
             </w:pPr>
             <w:r>
               <w:t xml:space="preserve">Пакетний фільтр</w:t>
@@ -543,6 +547,7 @@
           <w:p>
             <w:pPr>
               <w:pStyle w:val="Compact"/>
+              <w:spacing w:before="0" w:after="0" w:line="240" w:lineRule="auto"/>
             </w:pPr>
             <w:r>
               <w:t xml:space="preserve">L3-L4</w:t>
@@ -554,6 +559,7 @@
           <w:p>
             <w:pPr>
               <w:pStyle w:val="Compact"/>
+              <w:spacing w:before="0" w:after="0" w:line="240" w:lineRule="auto"/>
             </w:pPr>
             <w:r>
               <w:t xml:space="preserve">Фільтрація за IP, портами</w:t>
@@ -567,6 +573,7 @@
           <w:p>
             <w:pPr>
               <w:pStyle w:val="Compact"/>
+              <w:spacing w:before="0" w:after="0" w:line="240" w:lineRule="auto"/>
             </w:pPr>
             <w:r>
               <w:t xml:space="preserve">Stateful</w:t>
@@ -578,6 +585,7 @@
           <w:p>
             <w:pPr>
               <w:pStyle w:val="Compact"/>
+              <w:spacing w:before="0" w:after="0" w:line="240" w:lineRule="auto"/>
             </w:pPr>
             <w:r>
               <w:t xml:space="preserve">L3-L4</w:t>
@@ -589,6 +597,7 @@
           <w:p>
             <w:pPr>
               <w:pStyle w:val="Compact"/>
+              <w:spacing w:before="0" w:after="0" w:line="240" w:lineRule="auto"/>
             </w:pPr>
             <w:r>
               <w:t xml:space="preserve">Відстеження з’єднань</w:t>
@@ -602,6 +611,7 @@
           <w:p>
             <w:pPr>
               <w:pStyle w:val="Compact"/>
+              <w:spacing w:before="0" w:after="0" w:line="240" w:lineRule="auto"/>
             </w:pPr>
             <w:r>
               <w:t xml:space="preserve">Application</w:t>
@@ -613,6 +623,7 @@
           <w:p>
             <w:pPr>
               <w:pStyle w:val="Compact"/>
+              <w:spacing w:before="0" w:after="0" w:line="240" w:lineRule="auto"/>
             </w:pPr>
             <w:r>
               <w:t xml:space="preserve">L7</w:t>
@@ -624,6 +635,7 @@
           <w:p>
             <w:pPr>
               <w:pStyle w:val="Compact"/>
+              <w:spacing w:before="0" w:after="0" w:line="240" w:lineRule="auto"/>
             </w:pPr>
             <w:r>
               <w:t xml:space="preserve">Аналіз протоколів HTTP, FTP</w:t>
@@ -637,6 +649,7 @@
           <w:p>
             <w:pPr>
               <w:pStyle w:val="Compact"/>
+              <w:spacing w:before="0" w:after="0" w:line="240" w:lineRule="auto"/>
             </w:pPr>
             <w:r>
               <w:t xml:space="preserve">Next-Gen (NGFW)</w:t>
@@ -648,6 +661,7 @@
           <w:p>
             <w:pPr>
               <w:pStyle w:val="Compact"/>
+              <w:spacing w:before="0" w:after="0" w:line="240" w:lineRule="auto"/>
             </w:pPr>
             <w:r>
               <w:t xml:space="preserve">L3-L7</w:t>
@@ -659,6 +673,7 @@
           <w:p>
             <w:pPr>
               <w:pStyle w:val="Compact"/>
+              <w:spacing w:before="0" w:after="0" w:line="240" w:lineRule="auto"/>
             </w:pPr>
             <w:r>
               <w:t xml:space="preserve">DPI, IPS, антивірус</w:t>
@@ -1003,6 +1018,7 @@
           <w:p>
             <w:pPr>
               <w:pStyle w:val="Compact"/>
+              <w:spacing w:before="0" w:after="0" w:line="240" w:lineRule="auto"/>
             </w:pPr>
             <w:r>
               <w:t xml:space="preserve">Характеристика</w:t>
@@ -1014,6 +1030,7 @@
           <w:p>
             <w:pPr>
               <w:pStyle w:val="Compact"/>
+              <w:spacing w:before="0" w:after="0" w:line="240" w:lineRule="auto"/>
             </w:pPr>
             <w:r>
               <w:t xml:space="preserve">IDS</w:t>
@@ -1025,6 +1042,7 @@
           <w:p>
             <w:pPr>
               <w:pStyle w:val="Compact"/>
+              <w:spacing w:before="0" w:after="0" w:line="240" w:lineRule="auto"/>
             </w:pPr>
             <w:r>
               <w:t xml:space="preserve">IPS</w:t>
@@ -1038,6 +1056,7 @@
           <w:p>
             <w:pPr>
               <w:pStyle w:val="Compact"/>
+              <w:spacing w:before="0" w:after="0" w:line="240" w:lineRule="auto"/>
             </w:pPr>
             <w:r>
               <w:t xml:space="preserve">Розташування</w:t>
@@ -1049,6 +1068,7 @@
           <w:p>
             <w:pPr>
               <w:pStyle w:val="Compact"/>
+              <w:spacing w:before="0" w:after="0" w:line="240" w:lineRule="auto"/>
             </w:pPr>
             <w:r>
               <w:t xml:space="preserve">Поруч з трафіком (span port)</w:t>
@@ -1060,6 +1080,7 @@
           <w:p>
             <w:pPr>
               <w:pStyle w:val="Compact"/>
+              <w:spacing w:before="0" w:after="0" w:line="240" w:lineRule="auto"/>
             </w:pPr>
             <w:r>
               <w:t xml:space="preserve">На шляху трафіку (inline)</w:t>
@@ -1073,6 +1094,7 @@
           <w:p>
             <w:pPr>
               <w:pStyle w:val="Compact"/>
+              <w:spacing w:before="0" w:after="0" w:line="240" w:lineRule="auto"/>
             </w:pPr>
             <w:r>
               <w:t xml:space="preserve">Дія</w:t>
@@ -1084,6 +1106,7 @@
           <w:p>
             <w:pPr>
               <w:pStyle w:val="Compact"/>
+              <w:spacing w:before="0" w:after="0" w:line="240" w:lineRule="auto"/>
             </w:pPr>
             <w:r>
               <w:t xml:space="preserve">Сповіщення</w:t>
@@ -1095,6 +1118,7 @@
           <w:p>
             <w:pPr>
               <w:pStyle w:val="Compact"/>
+              <w:spacing w:before="0" w:after="0" w:line="240" w:lineRule="auto"/>
             </w:pPr>
             <w:r>
               <w:t xml:space="preserve">Блокування</w:t>
@@ -1108,6 +1132,7 @@
           <w:p>
             <w:pPr>
               <w:pStyle w:val="Compact"/>
+              <w:spacing w:before="0" w:after="0" w:line="240" w:lineRule="auto"/>
             </w:pPr>
             <w:r>
               <w:t xml:space="preserve">Затримка</w:t>
@@ -1119,6 +1144,7 @@
           <w:p>
             <w:pPr>
               <w:pStyle w:val="Compact"/>
+              <w:spacing w:before="0" w:after="0" w:line="240" w:lineRule="auto"/>
             </w:pPr>
             <w:r>
               <w:t xml:space="preserve">Мінімальна</w:t>
@@ -1130,6 +1156,7 @@
           <w:p>
             <w:pPr>
               <w:pStyle w:val="Compact"/>
+              <w:spacing w:before="0" w:after="0" w:line="240" w:lineRule="auto"/>
             </w:pPr>
             <w:r>
               <w:t xml:space="preserve">Додає латентність</w:t>
@@ -1143,6 +1170,7 @@
           <w:p>
             <w:pPr>
               <w:pStyle w:val="Compact"/>
+              <w:spacing w:before="0" w:after="0" w:line="240" w:lineRule="auto"/>
             </w:pPr>
             <w:r>
               <w:t xml:space="preserve">Помилкові спрацювання</w:t>
@@ -1154,6 +1182,7 @@
           <w:p>
             <w:pPr>
               <w:pStyle w:val="Compact"/>
+              <w:spacing w:before="0" w:after="0" w:line="240" w:lineRule="auto"/>
             </w:pPr>
             <w:r>
               <w:t xml:space="preserve">Менш критичні</w:t>
@@ -1165,6 +1194,7 @@
           <w:p>
             <w:pPr>
               <w:pStyle w:val="Compact"/>
+              <w:spacing w:before="0" w:after="0" w:line="240" w:lineRule="auto"/>
             </w:pPr>
             <w:r>
               <w:t xml:space="preserve">Можуть блокувати легітимний трафік</w:t>
@@ -1582,8 +1612,8 @@
       <w:tblPr>
         <w:tblStyle w:val="Table"/>
         <w:tblW w:type="dxa" w:w="9637"/>
+        <w:tblLayout w:type="fixed"/>
         <w:tblLook w:firstRow="1" w:lastRow="0" w:firstColumn="0" w:lastColumn="0" w:noHBand="0" w:noVBand="0" w:val="0020"/>
-        <w:tblLayout w:type="fixed"/>
       </w:tblPr>
       <w:tblGrid>
         <w:gridCol w:w="3212"/>
@@ -1599,6 +1629,7 @@
           <w:p>
             <w:pPr>
               <w:pStyle w:val="Compact"/>
+              <w:spacing w:before="0" w:after="0" w:line="240" w:lineRule="auto"/>
             </w:pPr>
             <w:r>
               <w:t xml:space="preserve">Інструмент</w:t>
@@ -1610,6 +1641,7 @@
           <w:p>
             <w:pPr>
               <w:pStyle w:val="Compact"/>
+              <w:spacing w:before="0" w:after="0" w:line="240" w:lineRule="auto"/>
             </w:pPr>
             <w:r>
               <w:t xml:space="preserve">Призначення</w:t>
@@ -1621,6 +1653,7 @@
           <w:p>
             <w:pPr>
               <w:pStyle w:val="Compact"/>
+              <w:spacing w:before="0" w:after="0" w:line="240" w:lineRule="auto"/>
             </w:pPr>
             <w:r>
               <w:t xml:space="preserve">Команда</w:t>
@@ -1634,6 +1667,7 @@
           <w:p>
             <w:pPr>
               <w:pStyle w:val="Compact"/>
+              <w:spacing w:before="0" w:after="0" w:line="240" w:lineRule="auto"/>
             </w:pPr>
             <w:r>
               <w:t xml:space="preserve">Wireshark</w:t>
@@ -1645,6 +1679,7 @@
           <w:p>
             <w:pPr>
               <w:pStyle w:val="Compact"/>
+              <w:spacing w:before="0" w:after="0" w:line="240" w:lineRule="auto"/>
             </w:pPr>
             <w:r>
               <w:t xml:space="preserve">Аналіз трафіку</w:t>
@@ -1656,6 +1691,7 @@
           <w:p>
             <w:pPr>
               <w:pStyle w:val="Compact"/>
+              <w:spacing w:before="0" w:after="0" w:line="240" w:lineRule="auto"/>
             </w:pPr>
             <w:r>
               <w:t xml:space="preserve">GUI-інтерфейс</w:t>
@@ -1669,6 +1705,7 @@
           <w:p>
             <w:pPr>
               <w:pStyle w:val="Compact"/>
+              <w:spacing w:before="0" w:after="0" w:line="240" w:lineRule="auto"/>
             </w:pPr>
             <w:r>
               <w:t xml:space="preserve">tcpdump</w:t>
@@ -1680,6 +1717,7 @@
           <w:p>
             <w:pPr>
               <w:pStyle w:val="Compact"/>
+              <w:spacing w:before="0" w:after="0" w:line="240" w:lineRule="auto"/>
             </w:pPr>
             <w:r>
               <w:t xml:space="preserve">Захоплення пакетів</w:t>
@@ -1691,6 +1729,7 @@
           <w:p>
             <w:pPr>
               <w:pStyle w:val="Compact"/>
+              <w:spacing w:before="0" w:after="0" w:line="240" w:lineRule="auto"/>
             </w:pPr>
             <w:r>
               <w:rPr>
@@ -1707,6 +1746,7 @@
           <w:p>
             <w:pPr>
               <w:pStyle w:val="Compact"/>
+              <w:spacing w:before="0" w:after="0" w:line="240" w:lineRule="auto"/>
             </w:pPr>
             <w:r>
               <w:t xml:space="preserve">nmap</w:t>
@@ -1718,6 +1758,7 @@
           <w:p>
             <w:pPr>
               <w:pStyle w:val="Compact"/>
+              <w:spacing w:before="0" w:after="0" w:line="240" w:lineRule="auto"/>
             </w:pPr>
             <w:r>
               <w:t xml:space="preserve">Сканування портів</w:t>
@@ -1729,6 +1770,7 @@
           <w:p>
             <w:pPr>
               <w:pStyle w:val="Compact"/>
+              <w:spacing w:before="0" w:after="0" w:line="240" w:lineRule="auto"/>
             </w:pPr>
             <w:r>
               <w:rPr>
@@ -1745,6 +1787,7 @@
           <w:p>
             <w:pPr>
               <w:pStyle w:val="Compact"/>
+              <w:spacing w:before="0" w:after="0" w:line="240" w:lineRule="auto"/>
             </w:pPr>
             <w:r>
               <w:t xml:space="preserve">netstat</w:t>
@@ -1756,6 +1799,7 @@
           <w:p>
             <w:pPr>
               <w:pStyle w:val="Compact"/>
+              <w:spacing w:before="0" w:after="0" w:line="240" w:lineRule="auto"/>
             </w:pPr>
             <w:r>
               <w:t xml:space="preserve">Перегляд з’єднань</w:t>
@@ -1767,6 +1811,7 @@
           <w:p>
             <w:pPr>
               <w:pStyle w:val="Compact"/>
+              <w:spacing w:before="0" w:after="0" w:line="240" w:lineRule="auto"/>
             </w:pPr>
             <w:r>
               <w:rPr>
@@ -1783,6 +1828,7 @@
           <w:p>
             <w:pPr>
               <w:pStyle w:val="Compact"/>
+              <w:spacing w:before="0" w:after="0" w:line="240" w:lineRule="auto"/>
             </w:pPr>
             <w:r>
               <w:t xml:space="preserve">iptables</w:t>
@@ -1794,6 +1840,7 @@
           <w:p>
             <w:pPr>
               <w:pStyle w:val="Compact"/>
+              <w:spacing w:before="0" w:after="0" w:line="240" w:lineRule="auto"/>
             </w:pPr>
             <w:r>
               <w:t xml:space="preserve">Брандмауер Linux</w:t>
@@ -1805,6 +1852,7 @@
           <w:p>
             <w:pPr>
               <w:pStyle w:val="Compact"/>
+              <w:spacing w:before="0" w:after="0" w:line="240" w:lineRule="auto"/>
             </w:pPr>
             <w:r>
               <w:rPr>
@@ -2234,6 +2282,7 @@
           <w:p>
             <w:pPr>
               <w:pStyle w:val="Compact"/>
+              <w:spacing w:before="0" w:after="0" w:line="240" w:lineRule="auto"/>
             </w:pPr>
             <w:r>
               <w:t xml:space="preserve">Фільтр</w:t>
@@ -2245,6 +2294,7 @@
           <w:p>
             <w:pPr>
               <w:pStyle w:val="Compact"/>
+              <w:spacing w:before="0" w:after="0" w:line="240" w:lineRule="auto"/>
             </w:pPr>
             <w:r>
               <w:t xml:space="preserve">Опис</w:t>
@@ -2258,6 +2308,7 @@
           <w:p>
             <w:pPr>
               <w:pStyle w:val="Compact"/>
+              <w:spacing w:before="0" w:after="0" w:line="240" w:lineRule="auto"/>
             </w:pPr>
             <w:r>
               <w:rPr>
@@ -2272,6 +2323,7 @@
           <w:p>
             <w:pPr>
               <w:pStyle w:val="Compact"/>
+              <w:spacing w:before="0" w:after="0" w:line="240" w:lineRule="auto"/>
             </w:pPr>
             <w:r>
               <w:t xml:space="preserve">Трафік з/на IP-адресу</w:t>
@@ -2285,6 +2337,7 @@
           <w:p>
             <w:pPr>
               <w:pStyle w:val="Compact"/>
+              <w:spacing w:before="0" w:after="0" w:line="240" w:lineRule="auto"/>
             </w:pPr>
             <w:r>
               <w:rPr>
@@ -2299,6 +2352,7 @@
           <w:p>
             <w:pPr>
               <w:pStyle w:val="Compact"/>
+              <w:spacing w:before="0" w:after="0" w:line="240" w:lineRule="auto"/>
             </w:pPr>
             <w:r>
               <w:t xml:space="preserve">HTTP-трафік</w:t>
@@ -2312,6 +2366,7 @@
           <w:p>
             <w:pPr>
               <w:pStyle w:val="Compact"/>
+              <w:spacing w:before="0" w:after="0" w:line="240" w:lineRule="auto"/>
             </w:pPr>
             <w:r>
               <w:rPr>
@@ -2326,6 +2381,7 @@
           <w:p>
             <w:pPr>
               <w:pStyle w:val="Compact"/>
+              <w:spacing w:before="0" w:after="0" w:line="240" w:lineRule="auto"/>
             </w:pPr>
             <w:r>
               <w:t xml:space="preserve">POST-запити</w:t>
@@ -2339,6 +2395,7 @@
           <w:p>
             <w:pPr>
               <w:pStyle w:val="Compact"/>
+              <w:spacing w:before="0" w:after="0" w:line="240" w:lineRule="auto"/>
             </w:pPr>
             <w:r>
               <w:rPr>
@@ -2353,6 +2410,7 @@
           <w:p>
             <w:pPr>
               <w:pStyle w:val="Compact"/>
+              <w:spacing w:before="0" w:after="0" w:line="240" w:lineRule="auto"/>
             </w:pPr>
             <w:r>
               <w:t xml:space="preserve">DNS-запити</w:t>
@@ -2366,6 +2424,7 @@
           <w:p>
             <w:pPr>
               <w:pStyle w:val="Compact"/>
+              <w:spacing w:before="0" w:after="0" w:line="240" w:lineRule="auto"/>
             </w:pPr>
             <w:r>
               <w:rPr>
@@ -2380,6 +2439,7 @@
           <w:p>
             <w:pPr>
               <w:pStyle w:val="Compact"/>
+              <w:spacing w:before="0" w:after="0" w:line="240" w:lineRule="auto"/>
             </w:pPr>
             <w:r>
               <w:t xml:space="preserve">SYN-пакети (початок з’єднання)</w:t>
@@ -6093,6 +6153,7 @@
           <w:p>
             <w:pPr>
               <w:pStyle w:val="Compact"/>
+              <w:spacing w:before="0" w:after="0" w:line="240" w:lineRule="auto"/>
             </w:pPr>
             <w:r>
               <w:t xml:space="preserve">№</w:t>
@@ -6104,6 +6165,7 @@
           <w:p>
             <w:pPr>
               <w:pStyle w:val="Compact"/>
+              <w:spacing w:before="0" w:after="0" w:line="240" w:lineRule="auto"/>
             </w:pPr>
             <w:r>
               <w:t xml:space="preserve">Порт для блокування</w:t>
@@ -6115,6 +6177,7 @@
           <w:p>
             <w:pPr>
               <w:pStyle w:val="Compact"/>
+              <w:spacing w:before="0" w:after="0" w:line="240" w:lineRule="auto"/>
             </w:pPr>
             <w:r>
               <w:t xml:space="preserve">Порт для дозволу</w:t>
@@ -6126,6 +6189,7 @@
           <w:p>
             <w:pPr>
               <w:pStyle w:val="Compact"/>
+              <w:spacing w:before="0" w:after="0" w:line="240" w:lineRule="auto"/>
             </w:pPr>
             <w:r>
               <w:t xml:space="preserve">Додаткове завдання</w:t>
@@ -6139,6 +6203,7 @@
           <w:p>
             <w:pPr>
               <w:pStyle w:val="Compact"/>
+              <w:spacing w:before="0" w:after="0" w:line="240" w:lineRule="auto"/>
             </w:pPr>
             <w:r>
               <w:t xml:space="preserve">1</w:t>
@@ -6150,6 +6215,7 @@
           <w:p>
             <w:pPr>
               <w:pStyle w:val="Compact"/>
+              <w:spacing w:before="0" w:after="0" w:line="240" w:lineRule="auto"/>
             </w:pPr>
             <w:r>
               <w:t xml:space="preserve">21 (FTP)</w:t>
@@ -6161,6 +6227,7 @@
           <w:p>
             <w:pPr>
               <w:pStyle w:val="Compact"/>
+              <w:spacing w:before="0" w:after="0" w:line="240" w:lineRule="auto"/>
             </w:pPr>
             <w:r>
               <w:t xml:space="preserve">443 (HTTPS)</w:t>
@@ -6172,6 +6239,7 @@
           <w:p>
             <w:pPr>
               <w:pStyle w:val="Compact"/>
+              <w:spacing w:before="0" w:after="0" w:line="240" w:lineRule="auto"/>
             </w:pPr>
             <w:r>
               <w:t xml:space="preserve">Знайти в Wireshark DNS-запити. Які домени запитувалися?</w:t>
@@ -6185,6 +6253,7 @@
           <w:p>
             <w:pPr>
               <w:pStyle w:val="Compact"/>
+              <w:spacing w:before="0" w:after="0" w:line="240" w:lineRule="auto"/>
             </w:pPr>
             <w:r>
               <w:t xml:space="preserve">2</w:t>
@@ -6196,6 +6265,7 @@
           <w:p>
             <w:pPr>
               <w:pStyle w:val="Compact"/>
+              <w:spacing w:before="0" w:after="0" w:line="240" w:lineRule="auto"/>
             </w:pPr>
             <w:r>
               <w:t xml:space="preserve">23 (Telnet)</w:t>
@@ -6207,6 +6277,7 @@
           <w:p>
             <w:pPr>
               <w:pStyle w:val="Compact"/>
+              <w:spacing w:before="0" w:after="0" w:line="240" w:lineRule="auto"/>
             </w:pPr>
             <w:r>
               <w:t xml:space="preserve">80 (HTTP)</w:t>
@@ -6218,6 +6289,7 @@
           <w:p>
             <w:pPr>
               <w:pStyle w:val="Compact"/>
+              <w:spacing w:before="0" w:after="0" w:line="240" w:lineRule="auto"/>
             </w:pPr>
             <w:r>
               <w:t xml:space="preserve">Реалізувати детектор SYN-сканування (багато SYN без ACK).</w:t>
@@ -6231,6 +6303,7 @@
           <w:p>
             <w:pPr>
               <w:pStyle w:val="Compact"/>
+              <w:spacing w:before="0" w:after="0" w:line="240" w:lineRule="auto"/>
             </w:pPr>
             <w:r>
               <w:t xml:space="preserve">3</w:t>
@@ -6242,6 +6315,7 @@
           <w:p>
             <w:pPr>
               <w:pStyle w:val="Compact"/>
+              <w:spacing w:before="0" w:after="0" w:line="240" w:lineRule="auto"/>
             </w:pPr>
             <w:r>
               <w:t xml:space="preserve">25 (SMTP)</w:t>
@@ -6253,6 +6327,7 @@
           <w:p>
             <w:pPr>
               <w:pStyle w:val="Compact"/>
+              <w:spacing w:before="0" w:after="0" w:line="240" w:lineRule="auto"/>
             </w:pPr>
             <w:r>
               <w:t xml:space="preserve">993 (IMAPS)</w:t>
@@ -6264,6 +6339,7 @@
           <w:p>
             <w:pPr>
               <w:pStyle w:val="Compact"/>
+              <w:spacing w:before="0" w:after="0" w:line="240" w:lineRule="auto"/>
             </w:pPr>
             <w:r>
               <w:t xml:space="preserve">Знайти в трафіку User-Agent браузера. Яку інформацію він розкриває?</w:t>
@@ -6277,6 +6353,7 @@
           <w:p>
             <w:pPr>
               <w:pStyle w:val="Compact"/>
+              <w:spacing w:before="0" w:after="0" w:line="240" w:lineRule="auto"/>
             </w:pPr>
             <w:r>
               <w:t xml:space="preserve">4</w:t>
@@ -6288,6 +6365,7 @@
           <w:p>
             <w:pPr>
               <w:pStyle w:val="Compact"/>
+              <w:spacing w:before="0" w:after="0" w:line="240" w:lineRule="auto"/>
             </w:pPr>
             <w:r>
               <w:t xml:space="preserve">110 (POP3)</w:t>
@@ -6299,6 +6377,7 @@
           <w:p>
             <w:pPr>
               <w:pStyle w:val="Compact"/>
+              <w:spacing w:before="0" w:after="0" w:line="240" w:lineRule="auto"/>
             </w:pPr>
             <w:r>
               <w:t xml:space="preserve">995 (POP3S)</w:t>
@@ -6310,6 +6389,7 @@
           <w:p>
             <w:pPr>
               <w:pStyle w:val="Compact"/>
+              <w:spacing w:before="0" w:after="0" w:line="240" w:lineRule="auto"/>
             </w:pPr>
             <w:r>
               <w:t xml:space="preserve">Реалізувати фільтр для виявлення підозрілих POST-запитів.</w:t>
@@ -6323,6 +6403,7 @@
           <w:p>
             <w:pPr>
               <w:pStyle w:val="Compact"/>
+              <w:spacing w:before="0" w:after="0" w:line="240" w:lineRule="auto"/>
             </w:pPr>
             <w:r>
               <w:t xml:space="preserve">5</w:t>
@@ -6334,6 +6415,7 @@
           <w:p>
             <w:pPr>
               <w:pStyle w:val="Compact"/>
+              <w:spacing w:before="0" w:after="0" w:line="240" w:lineRule="auto"/>
             </w:pPr>
             <w:r>
               <w:t xml:space="preserve">135 (RPC)</w:t>
@@ -6345,6 +6427,7 @@
           <w:p>
             <w:pPr>
               <w:pStyle w:val="Compact"/>
+              <w:spacing w:before="0" w:after="0" w:line="240" w:lineRule="auto"/>
             </w:pPr>
             <w:r>
               <w:t xml:space="preserve">3389 (RDP)</w:t>
@@ -6356,6 +6439,7 @@
           <w:p>
             <w:pPr>
               <w:pStyle w:val="Compact"/>
+              <w:spacing w:before="0" w:after="0" w:line="240" w:lineRule="auto"/>
             </w:pPr>
             <w:r>
               <w:t xml:space="preserve">Порівняти HTTP та HTTPS трафік. Що видно в кожному?</w:t>
@@ -6369,6 +6453,7 @@
           <w:p>
             <w:pPr>
               <w:pStyle w:val="Compact"/>
+              <w:spacing w:before="0" w:after="0" w:line="240" w:lineRule="auto"/>
             </w:pPr>
             <w:r>
               <w:t xml:space="preserve">6</w:t>
@@ -6380,6 +6465,7 @@
           <w:p>
             <w:pPr>
               <w:pStyle w:val="Compact"/>
+              <w:spacing w:before="0" w:after="0" w:line="240" w:lineRule="auto"/>
             </w:pPr>
             <w:r>
               <w:t xml:space="preserve">139 (NetBIOS)</w:t>
@@ -6391,6 +6477,7 @@
           <w:p>
             <w:pPr>
               <w:pStyle w:val="Compact"/>
+              <w:spacing w:before="0" w:after="0" w:line="240" w:lineRule="auto"/>
             </w:pPr>
             <w:r>
               <w:t xml:space="preserve">445 (SMB)</w:t>
@@ -6402,6 +6489,7 @@
           <w:p>
             <w:pPr>
               <w:pStyle w:val="Compact"/>
+              <w:spacing w:before="0" w:after="0" w:line="240" w:lineRule="auto"/>
             </w:pPr>
             <w:r>
               <w:t xml:space="preserve">Знайти ARP-запити в трафіку. Для чого вони використовуються?</w:t>
@@ -6415,6 +6503,7 @@
           <w:p>
             <w:pPr>
               <w:pStyle w:val="Compact"/>
+              <w:spacing w:before="0" w:after="0" w:line="240" w:lineRule="auto"/>
             </w:pPr>
             <w:r>
               <w:t xml:space="preserve">7</w:t>
@@ -6426,6 +6515,7 @@
           <w:p>
             <w:pPr>
               <w:pStyle w:val="Compact"/>
+              <w:spacing w:before="0" w:after="0" w:line="240" w:lineRule="auto"/>
             </w:pPr>
             <w:r>
               <w:t xml:space="preserve">143 (IMAP)</w:t>
@@ -6437,6 +6527,7 @@
           <w:p>
             <w:pPr>
               <w:pStyle w:val="Compact"/>
+              <w:spacing w:before="0" w:after="0" w:line="240" w:lineRule="auto"/>
             </w:pPr>
             <w:r>
               <w:t xml:space="preserve">587 (SMTP)</w:t>
@@ -6448,6 +6539,7 @@
           <w:p>
             <w:pPr>
               <w:pStyle w:val="Compact"/>
+              <w:spacing w:before="0" w:after="0" w:line="240" w:lineRule="auto"/>
             </w:pPr>
             <w:r>
               <w:t xml:space="preserve">Реалізувати простий rate limiter для захисту від brute force.</w:t>
@@ -6461,6 +6553,7 @@
           <w:p>
             <w:pPr>
               <w:pStyle w:val="Compact"/>
+              <w:spacing w:before="0" w:after="0" w:line="240" w:lineRule="auto"/>
             </w:pPr>
             <w:r>
               <w:t xml:space="preserve">8</w:t>
@@ -6472,6 +6565,7 @@
           <w:p>
             <w:pPr>
               <w:pStyle w:val="Compact"/>
+              <w:spacing w:before="0" w:after="0" w:line="240" w:lineRule="auto"/>
             </w:pPr>
             <w:r>
               <w:t xml:space="preserve">445 (SMB)</w:t>
@@ -6483,6 +6577,7 @@
           <w:p>
             <w:pPr>
               <w:pStyle w:val="Compact"/>
+              <w:spacing w:before="0" w:after="0" w:line="240" w:lineRule="auto"/>
             </w:pPr>
             <w:r>
               <w:t xml:space="preserve">22 (SSH)</w:t>
@@ -6494,6 +6589,7 @@
           <w:p>
             <w:pPr>
               <w:pStyle w:val="Compact"/>
+              <w:spacing w:before="0" w:after="0" w:line="240" w:lineRule="auto"/>
             </w:pPr>
             <w:r>
               <w:t xml:space="preserve">Проаналізувати TLS handshake. Які версії протоколу використовуються?</w:t>
@@ -6507,6 +6603,7 @@
           <w:p>
             <w:pPr>
               <w:pStyle w:val="Compact"/>
+              <w:spacing w:before="0" w:after="0" w:line="240" w:lineRule="auto"/>
             </w:pPr>
             <w:r>
               <w:t xml:space="preserve">9</w:t>
@@ -6518,6 +6615,7 @@
           <w:p>
             <w:pPr>
               <w:pStyle w:val="Compact"/>
+              <w:spacing w:before="0" w:after="0" w:line="240" w:lineRule="auto"/>
             </w:pPr>
             <w:r>
               <w:t xml:space="preserve">1433 (MSSQL)</w:t>
@@ -6529,6 +6627,7 @@
           <w:p>
             <w:pPr>
               <w:pStyle w:val="Compact"/>
+              <w:spacing w:before="0" w:after="0" w:line="240" w:lineRule="auto"/>
             </w:pPr>
             <w:r>
               <w:t xml:space="preserve">5432 (PostgreSQL)</w:t>
@@ -6540,6 +6639,7 @@
           <w:p>
             <w:pPr>
               <w:pStyle w:val="Compact"/>
+              <w:spacing w:before="0" w:after="0" w:line="240" w:lineRule="auto"/>
             </w:pPr>
             <w:r>
               <w:t xml:space="preserve">Знайти ICMP-пакети. Що показує ping?</w:t>
@@ -6553,6 +6653,7 @@
           <w:p>
             <w:pPr>
               <w:pStyle w:val="Compact"/>
+              <w:spacing w:before="0" w:after="0" w:line="240" w:lineRule="auto"/>
             </w:pPr>
             <w:r>
               <w:t xml:space="preserve">10</w:t>
@@ -6564,6 +6665,7 @@
           <w:p>
             <w:pPr>
               <w:pStyle w:val="Compact"/>
+              <w:spacing w:before="0" w:after="0" w:line="240" w:lineRule="auto"/>
             </w:pPr>
             <w:r>
               <w:t xml:space="preserve">3306 (MySQL)</w:t>
@@ -6575,6 +6677,7 @@
           <w:p>
             <w:pPr>
               <w:pStyle w:val="Compact"/>
+              <w:spacing w:before="0" w:after="0" w:line="240" w:lineRule="auto"/>
             </w:pPr>
             <w:r>
               <w:t xml:space="preserve">8080 (HTTP-alt)</w:t>
@@ -6586,6 +6689,7 @@
           <w:p>
             <w:pPr>
               <w:pStyle w:val="Compact"/>
+              <w:spacing w:before="0" w:after="0" w:line="240" w:lineRule="auto"/>
             </w:pPr>
             <w:r>
               <w:t xml:space="preserve">Реалізувати перевірку на CSRF-токени.</w:t>
@@ -6599,6 +6703,7 @@
           <w:p>
             <w:pPr>
               <w:pStyle w:val="Compact"/>
+              <w:spacing w:before="0" w:after="0" w:line="240" w:lineRule="auto"/>
             </w:pPr>
             <w:r>
               <w:t xml:space="preserve">11</w:t>
@@ -6610,6 +6715,7 @@
           <w:p>
             <w:pPr>
               <w:pStyle w:val="Compact"/>
+              <w:spacing w:before="0" w:after="0" w:line="240" w:lineRule="auto"/>
             </w:pPr>
             <w:r>
               <w:t xml:space="preserve">5900 (VNC)</w:t>
@@ -6621,6 +6727,7 @@
           <w:p>
             <w:pPr>
               <w:pStyle w:val="Compact"/>
+              <w:spacing w:before="0" w:after="0" w:line="240" w:lineRule="auto"/>
             </w:pPr>
             <w:r>
               <w:t xml:space="preserve">443 (HTTPS)</w:t>
@@ -6632,6 +6739,7 @@
           <w:p>
             <w:pPr>
               <w:pStyle w:val="Compact"/>
+              <w:spacing w:before="0" w:after="0" w:line="240" w:lineRule="auto"/>
             </w:pPr>
             <w:r>
               <w:t xml:space="preserve">Знайти в трафіку cookies. Які дані вони містять?</w:t>
@@ -6645,6 +6753,7 @@
           <w:p>
             <w:pPr>
               <w:pStyle w:val="Compact"/>
+              <w:spacing w:before="0" w:after="0" w:line="240" w:lineRule="auto"/>
             </w:pPr>
             <w:r>
               <w:t xml:space="preserve">12</w:t>
@@ -6656,6 +6765,7 @@
           <w:p>
             <w:pPr>
               <w:pStyle w:val="Compact"/>
+              <w:spacing w:before="0" w:after="0" w:line="240" w:lineRule="auto"/>
             </w:pPr>
             <w:r>
               <w:t xml:space="preserve">8080 (HTTP-alt)</w:t>
@@ -6667,6 +6777,7 @@
           <w:p>
             <w:pPr>
               <w:pStyle w:val="Compact"/>
+              <w:spacing w:before="0" w:after="0" w:line="240" w:lineRule="auto"/>
             </w:pPr>
             <w:r>
               <w:t xml:space="preserve">80 (HTTP)</w:t>
@@ -6678,6 +6789,7 @@
           <w:p>
             <w:pPr>
               <w:pStyle w:val="Compact"/>
+              <w:spacing w:before="0" w:after="0" w:line="240" w:lineRule="auto"/>
             </w:pPr>
             <w:r>
               <w:t xml:space="preserve">Реалізувати whitelist IP-адрес у брандмауері.</w:t>
@@ -6691,6 +6803,7 @@
           <w:p>
             <w:pPr>
               <w:pStyle w:val="Compact"/>
+              <w:spacing w:before="0" w:after="0" w:line="240" w:lineRule="auto"/>
             </w:pPr>
             <w:r>
               <w:t xml:space="preserve">13</w:t>
@@ -6702,6 +6815,7 @@
           <w:p>
             <w:pPr>
               <w:pStyle w:val="Compact"/>
+              <w:spacing w:before="0" w:after="0" w:line="240" w:lineRule="auto"/>
             </w:pPr>
             <w:r>
               <w:t xml:space="preserve">1521 (Oracle)</w:t>
@@ -6713,6 +6827,7 @@
           <w:p>
             <w:pPr>
               <w:pStyle w:val="Compact"/>
+              <w:spacing w:before="0" w:after="0" w:line="240" w:lineRule="auto"/>
             </w:pPr>
             <w:r>
               <w:t xml:space="preserve">443 (HTTPS)</w:t>
@@ -6724,6 +6839,7 @@
           <w:p>
             <w:pPr>
               <w:pStyle w:val="Compact"/>
+              <w:spacing w:before="0" w:after="0" w:line="240" w:lineRule="auto"/>
             </w:pPr>
             <w:r>
               <w:t xml:space="preserve">Визначити операційну систему за TTL пакетів.</w:t>
@@ -6737,6 +6853,7 @@
           <w:p>
             <w:pPr>
               <w:pStyle w:val="Compact"/>
+              <w:spacing w:before="0" w:after="0" w:line="240" w:lineRule="auto"/>
             </w:pPr>
             <w:r>
               <w:t xml:space="preserve">14</w:t>
@@ -6748,6 +6865,7 @@
           <w:p>
             <w:pPr>
               <w:pStyle w:val="Compact"/>
+              <w:spacing w:before="0" w:after="0" w:line="240" w:lineRule="auto"/>
             </w:pPr>
             <w:r>
               <w:t xml:space="preserve">27017 (MongoDB)</w:t>
@@ -6759,6 +6877,7 @@
           <w:p>
             <w:pPr>
               <w:pStyle w:val="Compact"/>
+              <w:spacing w:before="0" w:after="0" w:line="240" w:lineRule="auto"/>
             </w:pPr>
             <w:r>
               <w:t xml:space="preserve">443 (HTTPS)</w:t>
@@ -6770,6 +6889,7 @@
           <w:p>
             <w:pPr>
               <w:pStyle w:val="Compact"/>
+              <w:spacing w:before="0" w:after="0" w:line="240" w:lineRule="auto"/>
             </w:pPr>
             <w:r>
               <w:t xml:space="preserve">Реалізувати логування всіх заблокованих з’єднань.</w:t>
@@ -6783,6 +6903,7 @@
           <w:p>
             <w:pPr>
               <w:pStyle w:val="Compact"/>
+              <w:spacing w:before="0" w:after="0" w:line="240" w:lineRule="auto"/>
             </w:pPr>
             <w:r>
               <w:t xml:space="preserve">15</w:t>
@@ -6794,6 +6915,7 @@
           <w:p>
             <w:pPr>
               <w:pStyle w:val="Compact"/>
+              <w:spacing w:before="0" w:after="0" w:line="240" w:lineRule="auto"/>
             </w:pPr>
             <w:r>
               <w:t xml:space="preserve">6379 (Redis)</w:t>
@@ -6805,6 +6927,7 @@
           <w:p>
             <w:pPr>
               <w:pStyle w:val="Compact"/>
+              <w:spacing w:before="0" w:after="0" w:line="240" w:lineRule="auto"/>
             </w:pPr>
             <w:r>
               <w:t xml:space="preserve">443 (HTTPS)</w:t>
@@ -6816,6 +6939,7 @@
           <w:p>
             <w:pPr>
               <w:pStyle w:val="Compact"/>
+              <w:spacing w:before="0" w:after="0" w:line="240" w:lineRule="auto"/>
             </w:pPr>
             <w:r>
               <w:t xml:space="preserve">Знайти в трафіку Referer заголовки. Яку інформацію вони розкривають?</w:t>
@@ -6829,6 +6953,7 @@
           <w:p>
             <w:pPr>
               <w:pStyle w:val="Compact"/>
+              <w:spacing w:before="0" w:after="0" w:line="240" w:lineRule="auto"/>
             </w:pPr>
             <w:r>
               <w:t xml:space="preserve">16</w:t>
@@ -6840,6 +6965,7 @@
           <w:p>
             <w:pPr>
               <w:pStyle w:val="Compact"/>
+              <w:spacing w:before="0" w:after="0" w:line="240" w:lineRule="auto"/>
             </w:pPr>
             <w:r>
               <w:t xml:space="preserve">11211 (Memcached)</w:t>
@@ -6851,6 +6977,7 @@
           <w:p>
             <w:pPr>
               <w:pStyle w:val="Compact"/>
+              <w:spacing w:before="0" w:after="0" w:line="240" w:lineRule="auto"/>
             </w:pPr>
             <w:r>
               <w:t xml:space="preserve">443 (HTTPS)</w:t>
@@ -6862,6 +6989,7 @@
           <w:p>
             <w:pPr>
               <w:pStyle w:val="Compact"/>
+              <w:spacing w:before="0" w:after="0" w:line="240" w:lineRule="auto"/>
             </w:pPr>
             <w:r>
               <w:t xml:space="preserve">Реалізувати детектор port knocking.</w:t>
@@ -6875,6 +7003,7 @@
           <w:p>
             <w:pPr>
               <w:pStyle w:val="Compact"/>
+              <w:spacing w:before="0" w:after="0" w:line="240" w:lineRule="auto"/>
             </w:pPr>
             <w:r>
               <w:t xml:space="preserve">17</w:t>
@@ -6886,6 +7015,7 @@
           <w:p>
             <w:pPr>
               <w:pStyle w:val="Compact"/>
+              <w:spacing w:before="0" w:after="0" w:line="240" w:lineRule="auto"/>
             </w:pPr>
             <w:r>
               <w:t xml:space="preserve">5432 (PostgreSQL)</w:t>
@@ -6897,6 +7027,7 @@
           <w:p>
             <w:pPr>
               <w:pStyle w:val="Compact"/>
+              <w:spacing w:before="0" w:after="0" w:line="240" w:lineRule="auto"/>
             </w:pPr>
             <w:r>
               <w:t xml:space="preserve">3306 (MySQL)</w:t>
@@ -6908,6 +7039,7 @@
           <w:p>
             <w:pPr>
               <w:pStyle w:val="Compact"/>
+              <w:spacing w:before="0" w:after="0" w:line="240" w:lineRule="auto"/>
             </w:pPr>
             <w:r>
               <w:t xml:space="preserve">Порівняти час відповіді різних сервісів. Що це показує?</w:t>
@@ -6921,6 +7053,7 @@
           <w:p>
             <w:pPr>
               <w:pStyle w:val="Compact"/>
+              <w:spacing w:before="0" w:after="0" w:line="240" w:lineRule="auto"/>
             </w:pPr>
             <w:r>
               <w:t xml:space="preserve">18</w:t>
@@ -6932,6 +7065,7 @@
           <w:p>
             <w:pPr>
               <w:pStyle w:val="Compact"/>
+              <w:spacing w:before="0" w:after="0" w:line="240" w:lineRule="auto"/>
             </w:pPr>
             <w:r>
               <w:t xml:space="preserve">9200 (Elasticsearch)</w:t>
@@ -6943,6 +7077,7 @@
           <w:p>
             <w:pPr>
               <w:pStyle w:val="Compact"/>
+              <w:spacing w:before="0" w:after="0" w:line="240" w:lineRule="auto"/>
             </w:pPr>
             <w:r>
               <w:t xml:space="preserve">443 (HTTPS)</w:t>
@@ -6954,6 +7089,7 @@
           <w:p>
             <w:pPr>
               <w:pStyle w:val="Compact"/>
+              <w:spacing w:before="0" w:after="0" w:line="240" w:lineRule="auto"/>
             </w:pPr>
             <w:r>
               <w:t xml:space="preserve">Реалізувати перевірку Content-Type для захисту API.</w:t>
@@ -6967,6 +7103,7 @@
           <w:p>
             <w:pPr>
               <w:pStyle w:val="Compact"/>
+              <w:spacing w:before="0" w:after="0" w:line="240" w:lineRule="auto"/>
             </w:pPr>
             <w:r>
               <w:t xml:space="preserve">19</w:t>
@@ -6978,6 +7115,7 @@
           <w:p>
             <w:pPr>
               <w:pStyle w:val="Compact"/>
+              <w:spacing w:before="0" w:after="0" w:line="240" w:lineRule="auto"/>
             </w:pPr>
             <w:r>
               <w:t xml:space="preserve">15672 (RabbitMQ)</w:t>
@@ -6989,6 +7127,7 @@
           <w:p>
             <w:pPr>
               <w:pStyle w:val="Compact"/>
+              <w:spacing w:before="0" w:after="0" w:line="240" w:lineRule="auto"/>
             </w:pPr>
             <w:r>
               <w:t xml:space="preserve">443 (HTTPS)</w:t>
@@ -7000,6 +7139,7 @@
           <w:p>
             <w:pPr>
               <w:pStyle w:val="Compact"/>
+              <w:spacing w:before="0" w:after="0" w:line="240" w:lineRule="auto"/>
             </w:pPr>
             <w:r>
               <w:t xml:space="preserve">Знайти в трафіку WebSocket-з’єднання.</w:t>
@@ -7013,6 +7153,7 @@
           <w:p>
             <w:pPr>
               <w:pStyle w:val="Compact"/>
+              <w:spacing w:before="0" w:after="0" w:line="240" w:lineRule="auto"/>
             </w:pPr>
             <w:r>
               <w:t xml:space="preserve">20</w:t>
@@ -7024,6 +7165,7 @@
           <w:p>
             <w:pPr>
               <w:pStyle w:val="Compact"/>
+              <w:spacing w:before="0" w:after="0" w:line="240" w:lineRule="auto"/>
             </w:pPr>
             <w:r>
               <w:t xml:space="preserve">2375 (Docker)</w:t>
@@ -7035,6 +7177,7 @@
           <w:p>
             <w:pPr>
               <w:pStyle w:val="Compact"/>
+              <w:spacing w:before="0" w:after="0" w:line="240" w:lineRule="auto"/>
             </w:pPr>
             <w:r>
               <w:t xml:space="preserve">443 (HTTPS)</w:t>
@@ -7046,6 +7189,7 @@
           <w:p>
             <w:pPr>
               <w:pStyle w:val="Compact"/>
+              <w:spacing w:before="0" w:after="0" w:line="240" w:lineRule="auto"/>
             </w:pPr>
             <w:r>
               <w:t xml:space="preserve">Реалізувати blacklist IP-адрес після 5 невдалих спроб.</w:t>
@@ -7403,7 +7547,7 @@
     <w:multiLevelType w:val="multilevel"/>
     <w:lvl w:ilvl="0">
       <w:numFmt w:val="bullet"/>
-      <w:lvlText w:val="–"/>
+      <w:lvlText w:val=" "/>
       <w:lvlJc w:val="left"/>
       <w:pPr>
         <w:ind w:left="1134" w:hanging="425"/>
@@ -7411,7 +7555,7 @@
     </w:lvl>
     <w:lvl w:ilvl="1">
       <w:numFmt w:val="bullet"/>
-      <w:lvlText w:val="–"/>
+      <w:lvlText w:val=" "/>
       <w:lvlJc w:val="left"/>
       <w:pPr>
         <w:ind w:left="1701" w:hanging="425"/>
@@ -7419,7 +7563,7 @@
     </w:lvl>
     <w:lvl w:ilvl="2">
       <w:numFmt w:val="bullet"/>
-      <w:lvlText w:val="–"/>
+      <w:lvlText w:val=" "/>
       <w:lvlJc w:val="left"/>
       <w:pPr>
         <w:ind w:left="2268" w:hanging="425"/>
@@ -7427,7 +7571,7 @@
     </w:lvl>
     <w:lvl w:ilvl="3">
       <w:numFmt w:val="bullet"/>
-      <w:lvlText w:val="–"/>
+      <w:lvlText w:val=" "/>
       <w:lvlJc w:val="left"/>
       <w:pPr>
         <w:ind w:left="2835" w:hanging="425"/>
@@ -7435,7 +7579,7 @@
     </w:lvl>
     <w:lvl w:ilvl="4">
       <w:numFmt w:val="bullet"/>
-      <w:lvlText w:val="–"/>
+      <w:lvlText w:val=" "/>
       <w:lvlJc w:val="left"/>
       <w:pPr>
         <w:ind w:left="3402" w:hanging="425"/>
@@ -7443,7 +7587,7 @@
     </w:lvl>
     <w:lvl w:ilvl="5">
       <w:numFmt w:val="bullet"/>
-      <w:lvlText w:val="–"/>
+      <w:lvlText w:val=" "/>
       <w:lvlJc w:val="left"/>
       <w:pPr>
         <w:ind w:left="3969" w:hanging="425"/>
@@ -7451,7 +7595,7 @@
     </w:lvl>
     <w:lvl w:ilvl="6">
       <w:numFmt w:val="bullet"/>
-      <w:lvlText w:val="–"/>
+      <w:lvlText w:val=" "/>
       <w:lvlJc w:val="left"/>
       <w:pPr>
         <w:ind w:left="4536" w:hanging="425"/>
@@ -7459,7 +7603,7 @@
     </w:lvl>
     <w:lvl w:ilvl="7">
       <w:numFmt w:val="bullet"/>
-      <w:lvlText w:val="–"/>
+      <w:lvlText w:val=" "/>
       <w:lvlJc w:val="left"/>
       <w:pPr>
         <w:ind w:left="5103" w:hanging="425"/>
@@ -7467,7 +7611,7 @@
     </w:lvl>
     <w:lvl w:ilvl="8">
       <w:numFmt w:val="bullet"/>
-      <w:lvlText w:val="–"/>
+      <w:lvlText w:val=" "/>
       <w:lvlJc w:val="left"/>
       <w:pPr>
         <w:ind w:left="5670" w:hanging="425"/>
@@ -8536,6 +8680,31 @@
       </w:tblCellMar>
     </w:tblPr>
   </w:style>
+  <w:style w:customStyle="1" w:styleId="Conclusion" w:type="paragraph">
+    <w:name w:val="Conclusion"/>
+    <w:basedOn w:val="BodyText"/>
+    <w:next w:val="BodyText"/>
+    <w:qFormat/>
+    <w:pPr>
+      <w:keepNext/>
+      <w:spacing w:after="0" w:before="240" w:line="312" w:lineRule="auto"/>
+    </w:pPr>
+  </w:style>
+  <w:style w:styleId="Header" w:type="paragraph">
+    <w:name w:val="header"/>
+    <w:basedOn w:val="Normal"/>
+    <w:qFormat/>
+    <w:pPr>
+      <w:spacing w:after="0" w:before="0" w:line="240" w:lineRule="auto"/>
+      <w:ind w:firstLine="0"/>
+      <w:jc w:val="right"/>
+    </w:pPr>
+    <w:rPr>
+      <w:rFonts w:ascii="Times New Roman" w:cs="Times New Roman" w:eastAsia="Times New Roman" w:hAnsi="Times New Roman"/>
+      <w:sz w:val="28"/>
+      <w:szCs w:val="28"/>
+    </w:rPr>
+  </w:style>
   <w:style w:type="paragraph" w:customStyle="1" w:styleId="TableCaption">
     <w:name w:val="TableCaption"/>
     <w:basedOn w:val="BodyText"/>
